--- a/Presentation Marking Summary Group 3.docx
+++ b/Presentation Marking Summary Group 3.docx
@@ -74,9 +74,8 @@
                 <w:sz w:val="40"/>
                 <w:szCs w:val="40"/>
               </w:rPr>
-              <w:t xml:space="preserve"> </w:t>
-            </w:r>
-            <w:proofErr w:type="gramStart"/>
+              <w:t xml:space="preserve"> (</w:t>
+            </w:r>
             <w:r>
               <w:rPr>
                 <w:b/>
@@ -84,7 +83,7 @@
                 <w:sz w:val="40"/>
                 <w:szCs w:val="40"/>
               </w:rPr>
-              <w:t>(</w:t>
+              <w:t xml:space="preserve"> </w:t>
             </w:r>
             <w:r>
               <w:rPr>
@@ -93,7 +92,7 @@
                 <w:sz w:val="40"/>
                 <w:szCs w:val="40"/>
               </w:rPr>
-              <w:t xml:space="preserve"> </w:t>
+              <w:t>Abubakar, Nav, Adrian,Hasan</w:t>
             </w:r>
             <w:r>
               <w:rPr>
@@ -102,38 +101,6 @@
                 <w:sz w:val="40"/>
                 <w:szCs w:val="40"/>
               </w:rPr>
-              <w:t>Abubakar</w:t>
-            </w:r>
-            <w:proofErr w:type="gramEnd"/>
-            <w:r>
-              <w:rPr>
-                <w:b/>
-                <w:bCs/>
-                <w:sz w:val="40"/>
-                <w:szCs w:val="40"/>
-              </w:rPr>
-              <w:t xml:space="preserve">, Nav, </w:t>
-            </w:r>
-            <w:proofErr w:type="spellStart"/>
-            <w:proofErr w:type="gramStart"/>
-            <w:r>
-              <w:rPr>
-                <w:b/>
-                <w:bCs/>
-                <w:sz w:val="40"/>
-                <w:szCs w:val="40"/>
-              </w:rPr>
-              <w:t>Adrian,Hasan</w:t>
-            </w:r>
-            <w:proofErr w:type="spellEnd"/>
-            <w:proofErr w:type="gramEnd"/>
-            <w:r>
-              <w:rPr>
-                <w:b/>
-                <w:bCs/>
-                <w:sz w:val="40"/>
-                <w:szCs w:val="40"/>
-              </w:rPr>
               <w:t>)</w:t>
             </w:r>
           </w:p>
@@ -216,23 +183,7 @@
                 <w:b/>
                 <w:bCs/>
               </w:rPr>
-              <w:t xml:space="preserve">Needs </w:t>
-            </w:r>
-            <w:proofErr w:type="gramStart"/>
-            <w:r>
-              <w:rPr>
-                <w:b/>
-                <w:bCs/>
-              </w:rPr>
-              <w:t>Work(</w:t>
-            </w:r>
-            <w:proofErr w:type="gramEnd"/>
-            <w:r>
-              <w:rPr>
-                <w:b/>
-                <w:bCs/>
-              </w:rPr>
-              <w:t xml:space="preserve">1) </w:t>
+              <w:t xml:space="preserve">Needs Work(1) </w:t>
             </w:r>
           </w:p>
         </w:tc>
@@ -272,23 +223,7 @@
                 <w:b/>
                 <w:bCs/>
               </w:rPr>
-              <w:t xml:space="preserve">Score </w:t>
-            </w:r>
-            <w:proofErr w:type="gramStart"/>
-            <w:r>
-              <w:rPr>
-                <w:b/>
-                <w:bCs/>
-              </w:rPr>
-              <w:t>( _</w:t>
-            </w:r>
-            <w:proofErr w:type="gramEnd"/>
-            <w:r>
-              <w:rPr>
-                <w:b/>
-                <w:bCs/>
-              </w:rPr>
-              <w:t xml:space="preserve"> / 3)</w:t>
+              <w:t>Score ( _ / 3)</w:t>
             </w:r>
           </w:p>
         </w:tc>
@@ -360,7 +295,7 @@
           </w:tcPr>
           <w:p>
             <w:r>
-              <w:t>2</w:t>
+              <w:t>3</w:t>
             </w:r>
           </w:p>
         </w:tc>
